--- a/Week 2_AM/Pre-Session Prep/COM7411 ONLINE - Pre-Session Card - Week 2 AM.docx
+++ b/Week 2_AM/Pre-Session Prep/COM7411 ONLINE - Pre-Session Card - Week 2 AM.docx
@@ -547,7 +547,7 @@
         <w:t xml:space="preserve">What you can skip: </w:t>
       </w:r>
       <w:r>
-        <w:t>Planning, locating the literature, writing a proposal and ethics can wait: ethics returns in Week 3 and the rest is covered later.</w:t>
+        <w:t>Planning, locating the literature, writing a proposal and ethics can wait: ethics returns in Week 3 and the rest is covered later. The warning about topics that are 'too technical' is aimed at business projects: it does not mean avoiding technical topics in computing. The risk to watch for is a topic that is too ambitious.</w:t>
       </w:r>
     </w:p>
     <w:p>
@@ -584,7 +584,7 @@
         <w:pStyle w:val="ListBullet"/>
       </w:pPr>
       <w:r>
-        <w:t>The chapter says to avoid projects that are 'too technical'. That advice is aimed at business research. Is it right for a computing programme, and why?</w:t>
+        <w:t>Is your topic too ambitious for a proposal you can design in five weeks? If so, how could you narrow it?</w:t>
       </w:r>
     </w:p>
     <w:p>
